--- a/docs/downloads/how-delirium-is-treated.docx
+++ b/docs/downloads/how-delirium-is-treated.docx
@@ -56,7 +56,7 @@
           <w:color w:val="334E68"/>
           <w:sz w:val="23"/>
         </w:rPr>
-        <w:t>To describe the multi-domain approach used to treat causes, support the person and reduce further stress on the brain.</w:t>
+        <w:t>To describe the combined approach used to treat causes, support the person and reduce further stress on the brain.</w:t>
       </w:r>
     </w:p>
     <w:tbl>
@@ -420,7 +420,7 @@
         <w:rPr>
           <w:rFonts w:ascii="Arial" w:hAnsi="Arial"/>
         </w:rPr>
-        <w:t>Staff and family can explain where the person is and what is happening, using calm and simple language. A clock, calendar and familiar objects may help. If the person is distressed or at risk, calm verbal and non-verbal approaches should be tried first. Decisions about medicines require individual clinical assessment.</w:t>
+        <w:t>Staff and family can explain where the person is and what is happening, using calm and simple language. A clock, calendar and familiar objects may help. If the person is distressed or at risk, staff should first try calm reassurance, simple choices, reducing noise and giving the person space. Decisions about medicines require individual clinical assessment.</w:t>
       </w:r>
     </w:p>
     <w:p>
@@ -1031,7 +1031,7 @@
     <w:rPr>
       <w:rFonts w:ascii="Arial" w:hAnsi="Arial"/>
       <w:color w:val="102A43"/>
-      <w:sz w:val="22"/>
+      <w:sz w:val="24"/>
     </w:rPr>
   </w:style>
   <w:style w:type="paragraph" w:styleId="Header">
@@ -1567,7 +1567,7 @@
     </w:pPr>
     <w:rPr>
       <w:rFonts w:ascii="Arial" w:hAnsi="Arial"/>
-      <w:sz w:val="22"/>
+      <w:sz w:val="24"/>
     </w:rPr>
   </w:style>
   <w:style w:type="paragraph" w:styleId="ListBullet2">

--- a/docs/downloads/how-delirium-is-treated.docx
+++ b/docs/downloads/how-delirium-is-treated.docx
@@ -56,7 +56,7 @@
           <w:color w:val="334E68"/>
           <w:sz w:val="23"/>
         </w:rPr>
-        <w:t>To describe the combined approach used to treat causes, support the person and reduce further stress on the brain.</w:t>
+        <w:t>To explain how care treats causes, supports the person and reduces further stress on the brain.</w:t>
       </w:r>
     </w:p>
     <w:tbl>
@@ -322,7 +322,7 @@
         <w:rPr>
           <w:rFonts w:ascii="Arial" w:hAnsi="Arial"/>
         </w:rPr>
-        <w:t>Care should be tailored to the person. The clinical team should identify and manage the likely cause or combination of causes, then review the person's response.</w:t>
+        <w:t>Care should be chosen for each person. The clinical team should find and treat the likely cause or causes, then review how the person responds.</w:t>
       </w:r>
     </w:p>
     <w:p>
@@ -339,7 +339,7 @@
         <w:rPr>
           <w:rFonts w:ascii="Arial" w:hAnsi="Arial"/>
         </w:rPr>
-        <w:t>Depending on the assessment, care may include treating an illness, correcting low oxygen or another body disturbance, relieving pain, managing constipation or difficulty passing urine, and reviewing medicines. Tests and treatments should be chosen for the individual rather than applied automatically.</w:t>
+        <w:t>Care may include treating an illness, correcting low oxygen or another problem in the body, relieving pain, managing constipation or difficulty passing urine, and reviewing medicines. Tests and treatments should fit the person, rather than being the same for everyone.</w:t>
       </w:r>
     </w:p>
     <w:p>
@@ -451,7 +451,7 @@
         <w:rPr>
           <w:rFonts w:ascii="Arial" w:hAnsi="Arial"/>
         </w:rPr>
-        <w:t>What is the plan for pain, fluids, nutrition, mobility, sleep and sensory aids?</w:t>
+        <w:t>What is the plan for pain, fluids, food, movement, sleep, glasses and hearing aids?</w:t>
       </w:r>
     </w:p>
     <w:p>
@@ -619,7 +619,7 @@
         <w:color w:val="334E68"/>
         <w:sz w:val="15"/>
       </w:rPr>
-      <w:t>deliriumdownloads.com · Template v0.9 · 7 August 2026 · Human clinical review required</w:t>
+      <w:t>deliriumdownloads.com · Template v0.9 · 8 August 2026 · Human clinical review required</w:t>
     </w:r>
     <w:r>
       <w:tab/>
